--- a/Ishchi o'quv dasturlar 2025-2026/Sun'iy intellekt texnologiyalari/Chernovik.docx
+++ b/Ishchi o'quv dasturlar 2025-2026/Sun'iy intellekt texnologiyalari/Chernovik.docx
@@ -37,7 +37,6 @@
                 <w:lang w:eastAsia="ru-RU"/>
               </w:rPr>
             </w:pPr>
-            <w:proofErr w:type="spellStart"/>
             <w:r>
               <w:rPr>
                 <w:rFonts w:ascii="Times New Roman" w:eastAsia="Times New Roman" w:hAnsi="Times New Roman" w:cs="Times New Roman"/>
@@ -51,7 +50,6 @@
               </w:rPr>
               <w:t>Modul</w:t>
             </w:r>
-            <w:proofErr w:type="spellEnd"/>
           </w:p>
         </w:tc>
         <w:tc>
@@ -71,7 +69,6 @@
                 <w:lang w:eastAsia="ru-RU"/>
               </w:rPr>
             </w:pPr>
-            <w:proofErr w:type="spellStart"/>
             <w:r>
               <w:rPr>
                 <w:rFonts w:ascii="Times New Roman" w:eastAsia="Times New Roman" w:hAnsi="Times New Roman" w:cs="Times New Roman"/>
@@ -85,7 +82,6 @@
               </w:rPr>
               <w:t>Nomi</w:t>
             </w:r>
-            <w:proofErr w:type="spellEnd"/>
           </w:p>
         </w:tc>
         <w:tc>
@@ -105,7 +101,6 @@
                 <w:lang w:eastAsia="ru-RU"/>
               </w:rPr>
             </w:pPr>
-            <w:proofErr w:type="spellStart"/>
             <w:r>
               <w:rPr>
                 <w:rFonts w:ascii="Times New Roman" w:eastAsia="Times New Roman" w:hAnsi="Times New Roman" w:cs="Times New Roman"/>
@@ -119,7 +114,6 @@
               </w:rPr>
               <w:t>Soat</w:t>
             </w:r>
-            <w:proofErr w:type="spellEnd"/>
           </w:p>
         </w:tc>
         <w:tc>
@@ -139,7 +133,6 @@
                 <w:lang w:eastAsia="ru-RU"/>
               </w:rPr>
             </w:pPr>
-            <w:proofErr w:type="spellStart"/>
             <w:r>
               <w:rPr>
                 <w:rFonts w:ascii="Times New Roman" w:eastAsia="Times New Roman" w:hAnsi="Times New Roman" w:cs="Times New Roman"/>
@@ -153,7 +146,6 @@
               </w:rPr>
               <w:t>Yo‘nalishi</w:t>
             </w:r>
-            <w:proofErr w:type="spellEnd"/>
           </w:p>
         </w:tc>
       </w:tr>
@@ -273,7 +265,6 @@
                 <w:lang w:val="en-US" w:eastAsia="ru-RU"/>
               </w:rPr>
             </w:pPr>
-            <w:proofErr w:type="spellStart"/>
             <w:r>
               <w:rPr>
                 <w:rFonts w:ascii="Times New Roman" w:eastAsia="Times New Roman" w:hAnsi="Times New Roman" w:cs="Times New Roman"/>
@@ -283,91 +274,7 @@
                 <w:bdr w:val="none" w:sz="0" w:space="0" w:color="auto" w:frame="1"/>
                 <w:lang w:val="en-US" w:eastAsia="ru-RU"/>
               </w:rPr>
-              <w:t>Ma’lumotlar</w:t>
-            </w:r>
-            <w:proofErr w:type="spellEnd"/>
-            <w:r>
-              <w:rPr>
-                <w:rFonts w:ascii="Times New Roman" w:eastAsia="Times New Roman" w:hAnsi="Times New Roman" w:cs="Times New Roman"/>
-                <w:color w:val="1F1F1F"/>
-                <w:sz w:val="24"/>
-                <w:szCs w:val="24"/>
-                <w:bdr w:val="none" w:sz="0" w:space="0" w:color="auto" w:frame="1"/>
-                <w:lang w:val="en-US" w:eastAsia="ru-RU"/>
-              </w:rPr>
-              <w:t xml:space="preserve"> </w:t>
-            </w:r>
-            <w:proofErr w:type="spellStart"/>
-            <w:r>
-              <w:rPr>
-                <w:rFonts w:ascii="Times New Roman" w:eastAsia="Times New Roman" w:hAnsi="Times New Roman" w:cs="Times New Roman"/>
-                <w:color w:val="1F1F1F"/>
-                <w:sz w:val="24"/>
-                <w:szCs w:val="24"/>
-                <w:bdr w:val="none" w:sz="0" w:space="0" w:color="auto" w:frame="1"/>
-                <w:lang w:val="en-US" w:eastAsia="ru-RU"/>
-              </w:rPr>
-              <w:t>tahlili</w:t>
-            </w:r>
-            <w:proofErr w:type="spellEnd"/>
-            <w:r>
-              <w:rPr>
-                <w:rFonts w:ascii="Times New Roman" w:eastAsia="Times New Roman" w:hAnsi="Times New Roman" w:cs="Times New Roman"/>
-                <w:color w:val="1F1F1F"/>
-                <w:sz w:val="24"/>
-                <w:szCs w:val="24"/>
-                <w:bdr w:val="none" w:sz="0" w:space="0" w:color="auto" w:frame="1"/>
-                <w:lang w:val="en-US" w:eastAsia="ru-RU"/>
-              </w:rPr>
-              <w:t xml:space="preserve"> </w:t>
-            </w:r>
-            <w:proofErr w:type="spellStart"/>
-            <w:r>
-              <w:rPr>
-                <w:rFonts w:ascii="Times New Roman" w:eastAsia="Times New Roman" w:hAnsi="Times New Roman" w:cs="Times New Roman"/>
-                <w:color w:val="1F1F1F"/>
-                <w:sz w:val="24"/>
-                <w:szCs w:val="24"/>
-                <w:bdr w:val="none" w:sz="0" w:space="0" w:color="auto" w:frame="1"/>
-                <w:lang w:val="en-US" w:eastAsia="ru-RU"/>
-              </w:rPr>
-              <w:t>va</w:t>
-            </w:r>
-            <w:proofErr w:type="spellEnd"/>
-            <w:r>
-              <w:rPr>
-                <w:rFonts w:ascii="Times New Roman" w:eastAsia="Times New Roman" w:hAnsi="Times New Roman" w:cs="Times New Roman"/>
-                <w:color w:val="1F1F1F"/>
-                <w:sz w:val="24"/>
-                <w:szCs w:val="24"/>
-                <w:bdr w:val="none" w:sz="0" w:space="0" w:color="auto" w:frame="1"/>
-                <w:lang w:val="en-US" w:eastAsia="ru-RU"/>
-              </w:rPr>
-              <w:t xml:space="preserve"> </w:t>
-            </w:r>
-            <w:proofErr w:type="spellStart"/>
-            <w:r>
-              <w:rPr>
-                <w:rFonts w:ascii="Times New Roman" w:eastAsia="Times New Roman" w:hAnsi="Times New Roman" w:cs="Times New Roman"/>
-                <w:color w:val="1F1F1F"/>
-                <w:sz w:val="24"/>
-                <w:szCs w:val="24"/>
-                <w:bdr w:val="none" w:sz="0" w:space="0" w:color="auto" w:frame="1"/>
-                <w:lang w:val="en-US" w:eastAsia="ru-RU"/>
-              </w:rPr>
-              <w:t>klassik</w:t>
-            </w:r>
-            <w:proofErr w:type="spellEnd"/>
-            <w:r>
-              <w:rPr>
-                <w:rFonts w:ascii="Times New Roman" w:eastAsia="Times New Roman" w:hAnsi="Times New Roman" w:cs="Times New Roman"/>
-                <w:color w:val="1F1F1F"/>
-                <w:sz w:val="24"/>
-                <w:szCs w:val="24"/>
-                <w:bdr w:val="none" w:sz="0" w:space="0" w:color="auto" w:frame="1"/>
-                <w:lang w:val="en-US" w:eastAsia="ru-RU"/>
-              </w:rPr>
-              <w:t xml:space="preserve"> ML</w:t>
+              <w:t>Ma’lumotlar tahlili va klassik ML</w:t>
             </w:r>
           </w:p>
         </w:tc>
@@ -488,7 +395,6 @@
                 <w:lang w:val="en-US" w:eastAsia="ru-RU"/>
               </w:rPr>
             </w:pPr>
-            <w:proofErr w:type="spellStart"/>
             <w:r>
               <w:rPr>
                 <w:rFonts w:ascii="Times New Roman" w:eastAsia="Times New Roman" w:hAnsi="Times New Roman" w:cs="Times New Roman"/>
@@ -498,91 +404,7 @@
                 <w:bdr w:val="none" w:sz="0" w:space="0" w:color="auto" w:frame="1"/>
                 <w:lang w:val="en-US" w:eastAsia="ru-RU"/>
               </w:rPr>
-              <w:t>Neyron</w:t>
-            </w:r>
-            <w:proofErr w:type="spellEnd"/>
-            <w:r>
-              <w:rPr>
-                <w:rFonts w:ascii="Times New Roman" w:eastAsia="Times New Roman" w:hAnsi="Times New Roman" w:cs="Times New Roman"/>
-                <w:color w:val="1F1F1F"/>
-                <w:sz w:val="24"/>
-                <w:szCs w:val="24"/>
-                <w:bdr w:val="none" w:sz="0" w:space="0" w:color="auto" w:frame="1"/>
-                <w:lang w:val="en-US" w:eastAsia="ru-RU"/>
-              </w:rPr>
-              <w:t xml:space="preserve"> </w:t>
-            </w:r>
-            <w:proofErr w:type="spellStart"/>
-            <w:r>
-              <w:rPr>
-                <w:rFonts w:ascii="Times New Roman" w:eastAsia="Times New Roman" w:hAnsi="Times New Roman" w:cs="Times New Roman"/>
-                <w:color w:val="1F1F1F"/>
-                <w:sz w:val="24"/>
-                <w:szCs w:val="24"/>
-                <w:bdr w:val="none" w:sz="0" w:space="0" w:color="auto" w:frame="1"/>
-                <w:lang w:val="en-US" w:eastAsia="ru-RU"/>
-              </w:rPr>
-              <w:t>tarmoqlari</w:t>
-            </w:r>
-            <w:proofErr w:type="spellEnd"/>
-            <w:r>
-              <w:rPr>
-                <w:rFonts w:ascii="Times New Roman" w:eastAsia="Times New Roman" w:hAnsi="Times New Roman" w:cs="Times New Roman"/>
-                <w:color w:val="1F1F1F"/>
-                <w:sz w:val="24"/>
-                <w:szCs w:val="24"/>
-                <w:bdr w:val="none" w:sz="0" w:space="0" w:color="auto" w:frame="1"/>
-                <w:lang w:val="en-US" w:eastAsia="ru-RU"/>
-              </w:rPr>
-              <w:t xml:space="preserve"> </w:t>
-            </w:r>
-            <w:proofErr w:type="spellStart"/>
-            <w:r>
-              <w:rPr>
-                <w:rFonts w:ascii="Times New Roman" w:eastAsia="Times New Roman" w:hAnsi="Times New Roman" w:cs="Times New Roman"/>
-                <w:color w:val="1F1F1F"/>
-                <w:sz w:val="24"/>
-                <w:szCs w:val="24"/>
-                <w:bdr w:val="none" w:sz="0" w:space="0" w:color="auto" w:frame="1"/>
-                <w:lang w:val="en-US" w:eastAsia="ru-RU"/>
-              </w:rPr>
-              <w:t>va</w:t>
-            </w:r>
-            <w:proofErr w:type="spellEnd"/>
-            <w:r>
-              <w:rPr>
-                <w:rFonts w:ascii="Times New Roman" w:eastAsia="Times New Roman" w:hAnsi="Times New Roman" w:cs="Times New Roman"/>
-                <w:color w:val="1F1F1F"/>
-                <w:sz w:val="24"/>
-                <w:szCs w:val="24"/>
-                <w:bdr w:val="none" w:sz="0" w:space="0" w:color="auto" w:frame="1"/>
-                <w:lang w:val="en-US" w:eastAsia="ru-RU"/>
-              </w:rPr>
-              <w:t xml:space="preserve"> </w:t>
-            </w:r>
-            <w:proofErr w:type="spellStart"/>
-            <w:r>
-              <w:rPr>
-                <w:rFonts w:ascii="Times New Roman" w:eastAsia="Times New Roman" w:hAnsi="Times New Roman" w:cs="Times New Roman"/>
-                <w:color w:val="1F1F1F"/>
-                <w:sz w:val="24"/>
-                <w:szCs w:val="24"/>
-                <w:bdr w:val="none" w:sz="0" w:space="0" w:color="auto" w:frame="1"/>
-                <w:lang w:val="en-US" w:eastAsia="ru-RU"/>
-              </w:rPr>
-              <w:t>vizual</w:t>
-            </w:r>
-            <w:proofErr w:type="spellEnd"/>
-            <w:r>
-              <w:rPr>
-                <w:rFonts w:ascii="Times New Roman" w:eastAsia="Times New Roman" w:hAnsi="Times New Roman" w:cs="Times New Roman"/>
-                <w:color w:val="1F1F1F"/>
-                <w:sz w:val="24"/>
-                <w:szCs w:val="24"/>
-                <w:bdr w:val="none" w:sz="0" w:space="0" w:color="auto" w:frame="1"/>
-                <w:lang w:val="en-US" w:eastAsia="ru-RU"/>
-              </w:rPr>
-              <w:t xml:space="preserve"> AI</w:t>
+              <w:t>Neyron tarmoqlari va vizual AI</w:t>
             </w:r>
           </w:p>
         </w:tc>
@@ -652,35 +474,7 @@
                 <w:bdr w:val="none" w:sz="0" w:space="0" w:color="auto" w:frame="1"/>
                 <w:lang w:eastAsia="ru-RU"/>
               </w:rPr>
-              <w:t xml:space="preserve">NLP &amp; </w:t>
-            </w:r>
-            <w:proofErr w:type="spellStart"/>
-            <w:r>
-              <w:rPr>
-                <w:rFonts w:ascii="Times New Roman" w:eastAsia="Times New Roman" w:hAnsi="Times New Roman" w:cs="Times New Roman"/>
-                <w:b/>
-                <w:bCs/>
-                <w:color w:val="1F1F1F"/>
-                <w:sz w:val="24"/>
-                <w:szCs w:val="24"/>
-                <w:bdr w:val="none" w:sz="0" w:space="0" w:color="auto" w:frame="1"/>
-                <w:lang w:eastAsia="ru-RU"/>
-              </w:rPr>
-              <w:t>Generative</w:t>
-            </w:r>
-            <w:proofErr w:type="spellEnd"/>
-            <w:r>
-              <w:rPr>
-                <w:rFonts w:ascii="Times New Roman" w:eastAsia="Times New Roman" w:hAnsi="Times New Roman" w:cs="Times New Roman"/>
-                <w:b/>
-                <w:bCs/>
-                <w:color w:val="1F1F1F"/>
-                <w:sz w:val="24"/>
-                <w:szCs w:val="24"/>
-                <w:bdr w:val="none" w:sz="0" w:space="0" w:color="auto" w:frame="1"/>
-                <w:lang w:eastAsia="ru-RU"/>
-              </w:rPr>
-              <w:t xml:space="preserve"> AI</w:t>
+              <w:t>NLP &amp; Generative AI</w:t>
             </w:r>
           </w:p>
         </w:tc>
@@ -731,7 +525,6 @@
                 <w:lang w:val="en-US" w:eastAsia="ru-RU"/>
               </w:rPr>
             </w:pPr>
-            <w:proofErr w:type="spellStart"/>
             <w:r>
               <w:rPr>
                 <w:rFonts w:ascii="Times New Roman" w:eastAsia="Times New Roman" w:hAnsi="Times New Roman" w:cs="Times New Roman"/>
@@ -741,81 +534,1212 @@
                 <w:bdr w:val="none" w:sz="0" w:space="0" w:color="auto" w:frame="1"/>
                 <w:lang w:val="en-US" w:eastAsia="ru-RU"/>
               </w:rPr>
-              <w:t>Matnli</w:t>
-            </w:r>
-            <w:proofErr w:type="spellEnd"/>
-            <w:r>
-              <w:rPr>
-                <w:rFonts w:ascii="Times New Roman" w:eastAsia="Times New Roman" w:hAnsi="Times New Roman" w:cs="Times New Roman"/>
-                <w:color w:val="1F1F1F"/>
-                <w:sz w:val="24"/>
-                <w:szCs w:val="24"/>
-                <w:bdr w:val="none" w:sz="0" w:space="0" w:color="auto" w:frame="1"/>
-                <w:lang w:val="en-US" w:eastAsia="ru-RU"/>
-              </w:rPr>
-              <w:t xml:space="preserve"> AI </w:t>
-            </w:r>
-            <w:proofErr w:type="spellStart"/>
-            <w:r>
-              <w:rPr>
-                <w:rFonts w:ascii="Times New Roman" w:eastAsia="Times New Roman" w:hAnsi="Times New Roman" w:cs="Times New Roman"/>
-                <w:color w:val="1F1F1F"/>
-                <w:sz w:val="24"/>
-                <w:szCs w:val="24"/>
-                <w:bdr w:val="none" w:sz="0" w:space="0" w:color="auto" w:frame="1"/>
-                <w:lang w:val="en-US" w:eastAsia="ru-RU"/>
-              </w:rPr>
-              <w:t>va</w:t>
-            </w:r>
-            <w:proofErr w:type="spellEnd"/>
-            <w:r>
-              <w:rPr>
-                <w:rFonts w:ascii="Times New Roman" w:eastAsia="Times New Roman" w:hAnsi="Times New Roman" w:cs="Times New Roman"/>
-                <w:color w:val="1F1F1F"/>
-                <w:sz w:val="24"/>
-                <w:szCs w:val="24"/>
-                <w:bdr w:val="none" w:sz="0" w:space="0" w:color="auto" w:frame="1"/>
-                <w:lang w:val="en-US" w:eastAsia="ru-RU"/>
-              </w:rPr>
-              <w:t xml:space="preserve"> </w:t>
-            </w:r>
-            <w:proofErr w:type="spellStart"/>
-            <w:r>
-              <w:rPr>
-                <w:rFonts w:ascii="Times New Roman" w:eastAsia="Times New Roman" w:hAnsi="Times New Roman" w:cs="Times New Roman"/>
-                <w:color w:val="1F1F1F"/>
-                <w:sz w:val="24"/>
-                <w:szCs w:val="24"/>
-                <w:bdr w:val="none" w:sz="0" w:space="0" w:color="auto" w:frame="1"/>
-                <w:lang w:val="en-US" w:eastAsia="ru-RU"/>
-              </w:rPr>
-              <w:t>zamonaviy</w:t>
-            </w:r>
-            <w:proofErr w:type="spellEnd"/>
-            <w:r>
-              <w:rPr>
-                <w:rFonts w:ascii="Times New Roman" w:eastAsia="Times New Roman" w:hAnsi="Times New Roman" w:cs="Times New Roman"/>
-                <w:color w:val="1F1F1F"/>
-                <w:sz w:val="24"/>
-                <w:szCs w:val="24"/>
-                <w:bdr w:val="none" w:sz="0" w:space="0" w:color="auto" w:frame="1"/>
-                <w:lang w:val="en-US" w:eastAsia="ru-RU"/>
-              </w:rPr>
-              <w:t xml:space="preserve"> </w:t>
-            </w:r>
-            <w:proofErr w:type="spellStart"/>
-            <w:r>
-              <w:rPr>
-                <w:rFonts w:ascii="Times New Roman" w:eastAsia="Times New Roman" w:hAnsi="Times New Roman" w:cs="Times New Roman"/>
-                <w:color w:val="1F1F1F"/>
-                <w:sz w:val="24"/>
-                <w:szCs w:val="24"/>
-                <w:bdr w:val="none" w:sz="0" w:space="0" w:color="auto" w:frame="1"/>
-                <w:lang w:val="en-US" w:eastAsia="ru-RU"/>
-              </w:rPr>
-              <w:t>modellar</w:t>
-            </w:r>
-            <w:proofErr w:type="spellEnd"/>
+              <w:t>Matnli AI va zamonaviy modellar</w:t>
+            </w:r>
+          </w:p>
+        </w:tc>
+      </w:tr>
+    </w:tbl>
+    <w:p>
+      <w:pPr>
+        <w:rPr>
+          <w:lang w:val="en-US"/>
+        </w:rPr>
+      </w:pPr>
+    </w:p>
+    <w:p>
+      <w:pPr>
+        <w:rPr>
+          <w:lang w:val="en-US"/>
+        </w:rPr>
+      </w:pPr>
+    </w:p>
+    <w:tbl>
+      <w:tblPr>
+        <w:tblW w:w="0" w:type="auto"/>
+        <w:tblCellSpacing w:w="15" w:type="dxa"/>
+        <w:tblCellMar>
+          <w:left w:w="0" w:type="dxa"/>
+          <w:right w:w="0" w:type="dxa"/>
+        </w:tblCellMar>
+        <w:tblLook w:val="04A0" w:firstRow="1" w:lastRow="0" w:firstColumn="1" w:lastColumn="0" w:noHBand="0" w:noVBand="1"/>
+      </w:tblPr>
+      <w:tblGrid>
+        <w:gridCol w:w="1416"/>
+        <w:gridCol w:w="1133"/>
+        <w:gridCol w:w="7073"/>
+      </w:tblGrid>
+      <w:tr>
+        <w:trPr>
+          <w:tblHeader/>
+          <w:tblCellSpacing w:w="15" w:type="dxa"/>
+        </w:trPr>
+        <w:tc>
+          <w:tcPr>
+            <w:tcW w:w="0" w:type="auto"/>
+            <w:tcBorders>
+              <w:top w:val="single" w:sz="6" w:space="0" w:color="auto"/>
+              <w:left w:val="single" w:sz="6" w:space="0" w:color="auto"/>
+              <w:bottom w:val="single" w:sz="6" w:space="0" w:color="auto"/>
+              <w:right w:val="single" w:sz="6" w:space="0" w:color="auto"/>
+            </w:tcBorders>
+            <w:tcMar>
+              <w:top w:w="240" w:type="dxa"/>
+              <w:left w:w="0" w:type="dxa"/>
+              <w:bottom w:w="240" w:type="dxa"/>
+              <w:right w:w="180" w:type="dxa"/>
+            </w:tcMar>
+            <w:vAlign w:val="center"/>
+            <w:hideMark/>
+          </w:tcPr>
+          <w:p>
+            <w:pPr>
+              <w:spacing w:after="0" w:line="240" w:lineRule="auto"/>
+              <w:rPr>
+                <w:rFonts w:ascii="Times New Roman" w:eastAsia="Times New Roman" w:hAnsi="Times New Roman" w:cs="Times New Roman"/>
+                <w:color w:val="1F1F1F"/>
+                <w:sz w:val="24"/>
+                <w:szCs w:val="24"/>
+                <w:lang w:eastAsia="ru-RU"/>
+              </w:rPr>
+            </w:pPr>
+            <w:r>
+              <w:rPr>
+                <w:rFonts w:ascii="Times New Roman" w:eastAsia="Times New Roman" w:hAnsi="Times New Roman" w:cs="Times New Roman"/>
+                <w:b/>
+                <w:bCs/>
+                <w:color w:val="1F1F1F"/>
+                <w:sz w:val="24"/>
+                <w:szCs w:val="24"/>
+                <w:bdr w:val="none" w:sz="0" w:space="0" w:color="auto" w:frame="1"/>
+                <w:lang w:eastAsia="ru-RU"/>
+              </w:rPr>
+              <w:t>Mashg'ulot</w:t>
+            </w:r>
+          </w:p>
+        </w:tc>
+        <w:tc>
+          <w:tcPr>
+            <w:tcW w:w="0" w:type="auto"/>
+            <w:tcBorders>
+              <w:top w:val="single" w:sz="6" w:space="0" w:color="auto"/>
+              <w:left w:val="single" w:sz="6" w:space="0" w:color="auto"/>
+              <w:bottom w:val="single" w:sz="6" w:space="0" w:color="auto"/>
+              <w:right w:val="single" w:sz="6" w:space="0" w:color="auto"/>
+            </w:tcBorders>
+            <w:tcMar>
+              <w:top w:w="240" w:type="dxa"/>
+              <w:left w:w="0" w:type="dxa"/>
+              <w:bottom w:w="240" w:type="dxa"/>
+              <w:right w:w="180" w:type="dxa"/>
+            </w:tcMar>
+            <w:vAlign w:val="center"/>
+            <w:hideMark/>
+          </w:tcPr>
+          <w:p>
+            <w:pPr>
+              <w:spacing w:after="0" w:line="240" w:lineRule="auto"/>
+              <w:rPr>
+                <w:rFonts w:ascii="Times New Roman" w:eastAsia="Times New Roman" w:hAnsi="Times New Roman" w:cs="Times New Roman"/>
+                <w:color w:val="1F1F1F"/>
+                <w:sz w:val="24"/>
+                <w:szCs w:val="24"/>
+                <w:lang w:eastAsia="ru-RU"/>
+              </w:rPr>
+            </w:pPr>
+            <w:r>
+              <w:rPr>
+                <w:rFonts w:ascii="Times New Roman" w:eastAsia="Times New Roman" w:hAnsi="Times New Roman" w:cs="Times New Roman"/>
+                <w:b/>
+                <w:bCs/>
+                <w:color w:val="1F1F1F"/>
+                <w:sz w:val="24"/>
+                <w:szCs w:val="24"/>
+                <w:bdr w:val="none" w:sz="0" w:space="0" w:color="auto" w:frame="1"/>
+                <w:lang w:eastAsia="ru-RU"/>
+              </w:rPr>
+              <w:t>Turi</w:t>
+            </w:r>
+          </w:p>
+        </w:tc>
+        <w:tc>
+          <w:tcPr>
+            <w:tcW w:w="0" w:type="auto"/>
+            <w:tcBorders>
+              <w:top w:val="single" w:sz="6" w:space="0" w:color="auto"/>
+              <w:left w:val="single" w:sz="6" w:space="0" w:color="auto"/>
+              <w:bottom w:val="single" w:sz="6" w:space="0" w:color="auto"/>
+              <w:right w:val="single" w:sz="6" w:space="0" w:color="auto"/>
+            </w:tcBorders>
+            <w:tcMar>
+              <w:top w:w="240" w:type="dxa"/>
+              <w:left w:w="0" w:type="dxa"/>
+              <w:bottom w:w="240" w:type="dxa"/>
+              <w:right w:w="0" w:type="dxa"/>
+            </w:tcMar>
+            <w:vAlign w:val="center"/>
+            <w:hideMark/>
+          </w:tcPr>
+          <w:p>
+            <w:pPr>
+              <w:spacing w:after="0" w:line="240" w:lineRule="auto"/>
+              <w:rPr>
+                <w:rFonts w:ascii="Times New Roman" w:eastAsia="Times New Roman" w:hAnsi="Times New Roman" w:cs="Times New Roman"/>
+                <w:color w:val="1F1F1F"/>
+                <w:sz w:val="24"/>
+                <w:szCs w:val="24"/>
+                <w:lang w:eastAsia="ru-RU"/>
+              </w:rPr>
+            </w:pPr>
+            <w:r>
+              <w:rPr>
+                <w:rFonts w:ascii="Times New Roman" w:eastAsia="Times New Roman" w:hAnsi="Times New Roman" w:cs="Times New Roman"/>
+                <w:b/>
+                <w:bCs/>
+                <w:color w:val="1F1F1F"/>
+                <w:sz w:val="24"/>
+                <w:szCs w:val="24"/>
+                <w:bdr w:val="none" w:sz="0" w:space="0" w:color="auto" w:frame="1"/>
+                <w:lang w:eastAsia="ru-RU"/>
+              </w:rPr>
+              <w:t>Mavzu (Siz bergan mundarija asosida)</w:t>
+            </w:r>
+          </w:p>
+        </w:tc>
+      </w:tr>
+      <w:tr>
+        <w:trPr>
+          <w:tblCellSpacing w:w="15" w:type="dxa"/>
+        </w:trPr>
+        <w:tc>
+          <w:tcPr>
+            <w:tcW w:w="0" w:type="auto"/>
+            <w:tcBorders>
+              <w:top w:val="single" w:sz="6" w:space="0" w:color="auto"/>
+              <w:left w:val="single" w:sz="6" w:space="0" w:color="auto"/>
+              <w:bottom w:val="single" w:sz="6" w:space="0" w:color="auto"/>
+              <w:right w:val="single" w:sz="6" w:space="0" w:color="auto"/>
+            </w:tcBorders>
+            <w:tcMar>
+              <w:top w:w="240" w:type="dxa"/>
+              <w:left w:w="0" w:type="dxa"/>
+              <w:bottom w:w="240" w:type="dxa"/>
+              <w:right w:w="180" w:type="dxa"/>
+            </w:tcMar>
+            <w:vAlign w:val="center"/>
+            <w:hideMark/>
+          </w:tcPr>
+          <w:p>
+            <w:pPr>
+              <w:spacing w:after="0" w:line="240" w:lineRule="auto"/>
+              <w:rPr>
+                <w:rFonts w:ascii="Times New Roman" w:eastAsia="Times New Roman" w:hAnsi="Times New Roman" w:cs="Times New Roman"/>
+                <w:color w:val="1F1F1F"/>
+                <w:sz w:val="24"/>
+                <w:szCs w:val="24"/>
+                <w:lang w:eastAsia="ru-RU"/>
+              </w:rPr>
+            </w:pPr>
+            <w:r>
+              <w:rPr>
+                <w:rFonts w:ascii="Times New Roman" w:eastAsia="Times New Roman" w:hAnsi="Times New Roman" w:cs="Times New Roman"/>
+                <w:b/>
+                <w:bCs/>
+                <w:color w:val="1F1F1F"/>
+                <w:sz w:val="24"/>
+                <w:szCs w:val="24"/>
+                <w:bdr w:val="none" w:sz="0" w:space="0" w:color="auto" w:frame="1"/>
+                <w:lang w:eastAsia="ru-RU"/>
+              </w:rPr>
+              <w:t>24-dars</w:t>
+            </w:r>
+          </w:p>
+        </w:tc>
+        <w:tc>
+          <w:tcPr>
+            <w:tcW w:w="0" w:type="auto"/>
+            <w:tcBorders>
+              <w:top w:val="single" w:sz="6" w:space="0" w:color="auto"/>
+              <w:left w:val="single" w:sz="6" w:space="0" w:color="auto"/>
+              <w:bottom w:val="single" w:sz="6" w:space="0" w:color="auto"/>
+              <w:right w:val="single" w:sz="6" w:space="0" w:color="auto"/>
+            </w:tcBorders>
+            <w:tcMar>
+              <w:top w:w="240" w:type="dxa"/>
+              <w:left w:w="0" w:type="dxa"/>
+              <w:bottom w:w="240" w:type="dxa"/>
+              <w:right w:w="180" w:type="dxa"/>
+            </w:tcMar>
+            <w:vAlign w:val="center"/>
+            <w:hideMark/>
+          </w:tcPr>
+          <w:p>
+            <w:pPr>
+              <w:spacing w:after="0" w:line="240" w:lineRule="auto"/>
+              <w:rPr>
+                <w:rFonts w:ascii="Times New Roman" w:eastAsia="Times New Roman" w:hAnsi="Times New Roman" w:cs="Times New Roman"/>
+                <w:color w:val="1F1F1F"/>
+                <w:sz w:val="24"/>
+                <w:szCs w:val="24"/>
+                <w:lang w:eastAsia="ru-RU"/>
+              </w:rPr>
+            </w:pPr>
+            <w:r>
+              <w:rPr>
+                <w:rFonts w:ascii="Times New Roman" w:eastAsia="Times New Roman" w:hAnsi="Times New Roman" w:cs="Times New Roman"/>
+                <w:b/>
+                <w:bCs/>
+                <w:color w:val="1F1F1F"/>
+                <w:sz w:val="24"/>
+                <w:szCs w:val="24"/>
+                <w:bdr w:val="none" w:sz="0" w:space="0" w:color="auto" w:frame="1"/>
+                <w:lang w:eastAsia="ru-RU"/>
+              </w:rPr>
+              <w:t>Ma’ruza</w:t>
+            </w:r>
+          </w:p>
+        </w:tc>
+        <w:tc>
+          <w:tcPr>
+            <w:tcW w:w="0" w:type="auto"/>
+            <w:tcBorders>
+              <w:top w:val="single" w:sz="6" w:space="0" w:color="auto"/>
+              <w:left w:val="single" w:sz="6" w:space="0" w:color="auto"/>
+              <w:bottom w:val="single" w:sz="6" w:space="0" w:color="auto"/>
+              <w:right w:val="single" w:sz="6" w:space="0" w:color="auto"/>
+            </w:tcBorders>
+            <w:tcMar>
+              <w:top w:w="240" w:type="dxa"/>
+              <w:left w:w="0" w:type="dxa"/>
+              <w:bottom w:w="240" w:type="dxa"/>
+              <w:right w:w="0" w:type="dxa"/>
+            </w:tcMar>
+            <w:vAlign w:val="center"/>
+            <w:hideMark/>
+          </w:tcPr>
+          <w:p>
+            <w:pPr>
+              <w:spacing w:after="0" w:line="240" w:lineRule="auto"/>
+              <w:rPr>
+                <w:rFonts w:ascii="Times New Roman" w:eastAsia="Times New Roman" w:hAnsi="Times New Roman" w:cs="Times New Roman"/>
+                <w:color w:val="1F1F1F"/>
+                <w:sz w:val="24"/>
+                <w:szCs w:val="24"/>
+                <w:lang w:eastAsia="ru-RU"/>
+              </w:rPr>
+            </w:pPr>
+            <w:r>
+              <w:rPr>
+                <w:rFonts w:ascii="Times New Roman" w:eastAsia="Times New Roman" w:hAnsi="Times New Roman" w:cs="Times New Roman"/>
+                <w:b/>
+                <w:bCs/>
+                <w:color w:val="1F1F1F"/>
+                <w:sz w:val="24"/>
+                <w:szCs w:val="24"/>
+                <w:bdr w:val="none" w:sz="0" w:space="0" w:color="auto" w:frame="1"/>
+                <w:lang w:eastAsia="ru-RU"/>
+              </w:rPr>
+              <w:t>Basics &amp; Math:</w:t>
+            </w:r>
+            <w:r>
+              <w:rPr>
+                <w:rFonts w:ascii="Times New Roman" w:eastAsia="Times New Roman" w:hAnsi="Times New Roman" w:cs="Times New Roman"/>
+                <w:color w:val="1F1F1F"/>
+                <w:sz w:val="24"/>
+                <w:szCs w:val="24"/>
+                <w:bdr w:val="none" w:sz="0" w:space="0" w:color="auto" w:frame="1"/>
+                <w:lang w:eastAsia="ru-RU"/>
+              </w:rPr>
+              <w:t xml:space="preserve"> Tasvir matritsalari, Rangli modellar (RGB/HSV), Linear Algebra va Signal Processing (DFT/FFT).</w:t>
+            </w:r>
+          </w:p>
+        </w:tc>
+      </w:tr>
+      <w:tr>
+        <w:trPr>
+          <w:tblCellSpacing w:w="15" w:type="dxa"/>
+        </w:trPr>
+        <w:tc>
+          <w:tcPr>
+            <w:tcW w:w="0" w:type="auto"/>
+            <w:tcBorders>
+              <w:top w:val="single" w:sz="6" w:space="0" w:color="auto"/>
+              <w:left w:val="single" w:sz="6" w:space="0" w:color="auto"/>
+              <w:bottom w:val="single" w:sz="6" w:space="0" w:color="auto"/>
+              <w:right w:val="single" w:sz="6" w:space="0" w:color="auto"/>
+            </w:tcBorders>
+            <w:tcMar>
+              <w:top w:w="240" w:type="dxa"/>
+              <w:left w:w="0" w:type="dxa"/>
+              <w:bottom w:w="240" w:type="dxa"/>
+              <w:right w:w="180" w:type="dxa"/>
+            </w:tcMar>
+            <w:vAlign w:val="center"/>
+            <w:hideMark/>
+          </w:tcPr>
+          <w:p>
+            <w:pPr>
+              <w:spacing w:after="0" w:line="240" w:lineRule="auto"/>
+              <w:rPr>
+                <w:rFonts w:ascii="Times New Roman" w:eastAsia="Times New Roman" w:hAnsi="Times New Roman" w:cs="Times New Roman"/>
+                <w:color w:val="1F1F1F"/>
+                <w:sz w:val="24"/>
+                <w:szCs w:val="24"/>
+                <w:lang w:eastAsia="ru-RU"/>
+              </w:rPr>
+            </w:pPr>
+            <w:r>
+              <w:rPr>
+                <w:rFonts w:ascii="Times New Roman" w:eastAsia="Times New Roman" w:hAnsi="Times New Roman" w:cs="Times New Roman"/>
+                <w:b/>
+                <w:bCs/>
+                <w:color w:val="1F1F1F"/>
+                <w:sz w:val="24"/>
+                <w:szCs w:val="24"/>
+                <w:bdr w:val="none" w:sz="0" w:space="0" w:color="auto" w:frame="1"/>
+                <w:lang w:eastAsia="ru-RU"/>
+              </w:rPr>
+              <w:t>25-dars</w:t>
+            </w:r>
+          </w:p>
+        </w:tc>
+        <w:tc>
+          <w:tcPr>
+            <w:tcW w:w="0" w:type="auto"/>
+            <w:tcBorders>
+              <w:top w:val="single" w:sz="6" w:space="0" w:color="auto"/>
+              <w:left w:val="single" w:sz="6" w:space="0" w:color="auto"/>
+              <w:bottom w:val="single" w:sz="6" w:space="0" w:color="auto"/>
+              <w:right w:val="single" w:sz="6" w:space="0" w:color="auto"/>
+            </w:tcBorders>
+            <w:tcMar>
+              <w:top w:w="240" w:type="dxa"/>
+              <w:left w:w="0" w:type="dxa"/>
+              <w:bottom w:w="240" w:type="dxa"/>
+              <w:right w:w="180" w:type="dxa"/>
+            </w:tcMar>
+            <w:vAlign w:val="center"/>
+            <w:hideMark/>
+          </w:tcPr>
+          <w:p>
+            <w:pPr>
+              <w:spacing w:after="0" w:line="240" w:lineRule="auto"/>
+              <w:rPr>
+                <w:rFonts w:ascii="Times New Roman" w:eastAsia="Times New Roman" w:hAnsi="Times New Roman" w:cs="Times New Roman"/>
+                <w:color w:val="1F1F1F"/>
+                <w:sz w:val="24"/>
+                <w:szCs w:val="24"/>
+                <w:lang w:eastAsia="ru-RU"/>
+              </w:rPr>
+            </w:pPr>
+            <w:r>
+              <w:rPr>
+                <w:rFonts w:ascii="Times New Roman" w:eastAsia="Times New Roman" w:hAnsi="Times New Roman" w:cs="Times New Roman"/>
+                <w:b/>
+                <w:bCs/>
+                <w:color w:val="1F1F1F"/>
+                <w:sz w:val="24"/>
+                <w:szCs w:val="24"/>
+                <w:bdr w:val="none" w:sz="0" w:space="0" w:color="auto" w:frame="1"/>
+                <w:lang w:eastAsia="ru-RU"/>
+              </w:rPr>
+              <w:t>Guruh</w:t>
+            </w:r>
+          </w:p>
+        </w:tc>
+        <w:tc>
+          <w:tcPr>
+            <w:tcW w:w="0" w:type="auto"/>
+            <w:tcBorders>
+              <w:top w:val="single" w:sz="6" w:space="0" w:color="auto"/>
+              <w:left w:val="single" w:sz="6" w:space="0" w:color="auto"/>
+              <w:bottom w:val="single" w:sz="6" w:space="0" w:color="auto"/>
+              <w:right w:val="single" w:sz="6" w:space="0" w:color="auto"/>
+            </w:tcBorders>
+            <w:tcMar>
+              <w:top w:w="240" w:type="dxa"/>
+              <w:left w:w="0" w:type="dxa"/>
+              <w:bottom w:w="240" w:type="dxa"/>
+              <w:right w:w="0" w:type="dxa"/>
+            </w:tcMar>
+            <w:vAlign w:val="center"/>
+            <w:hideMark/>
+          </w:tcPr>
+          <w:p>
+            <w:pPr>
+              <w:spacing w:after="0" w:line="240" w:lineRule="auto"/>
+              <w:rPr>
+                <w:rFonts w:ascii="Times New Roman" w:eastAsia="Times New Roman" w:hAnsi="Times New Roman" w:cs="Times New Roman"/>
+                <w:color w:val="1F1F1F"/>
+                <w:sz w:val="24"/>
+                <w:szCs w:val="24"/>
+                <w:lang w:eastAsia="ru-RU"/>
+              </w:rPr>
+            </w:pPr>
+            <w:r>
+              <w:rPr>
+                <w:rFonts w:ascii="Times New Roman" w:eastAsia="Times New Roman" w:hAnsi="Times New Roman" w:cs="Times New Roman"/>
+                <w:b/>
+                <w:bCs/>
+                <w:color w:val="1F1F1F"/>
+                <w:sz w:val="24"/>
+                <w:szCs w:val="24"/>
+                <w:bdr w:val="none" w:sz="0" w:space="0" w:color="auto" w:frame="1"/>
+                <w:lang w:eastAsia="ru-RU"/>
+              </w:rPr>
+              <w:t>Image Processing:</w:t>
+            </w:r>
+            <w:r>
+              <w:rPr>
+                <w:rFonts w:ascii="Times New Roman" w:eastAsia="Times New Roman" w:hAnsi="Times New Roman" w:cs="Times New Roman"/>
+                <w:color w:val="1F1F1F"/>
+                <w:sz w:val="24"/>
+                <w:szCs w:val="24"/>
+                <w:bdr w:val="none" w:sz="0" w:space="0" w:color="auto" w:frame="1"/>
+                <w:lang w:eastAsia="ru-RU"/>
+              </w:rPr>
+              <w:t xml:space="preserve"> Image Enhancement, Histogram Equalization, Noise Reduction va Morphological Operations.</w:t>
+            </w:r>
+          </w:p>
+        </w:tc>
+      </w:tr>
+      <w:tr>
+        <w:trPr>
+          <w:tblCellSpacing w:w="15" w:type="dxa"/>
+        </w:trPr>
+        <w:tc>
+          <w:tcPr>
+            <w:tcW w:w="0" w:type="auto"/>
+            <w:tcBorders>
+              <w:top w:val="single" w:sz="6" w:space="0" w:color="auto"/>
+              <w:left w:val="single" w:sz="6" w:space="0" w:color="auto"/>
+              <w:bottom w:val="single" w:sz="6" w:space="0" w:color="auto"/>
+              <w:right w:val="single" w:sz="6" w:space="0" w:color="auto"/>
+            </w:tcBorders>
+            <w:tcMar>
+              <w:top w:w="240" w:type="dxa"/>
+              <w:left w:w="0" w:type="dxa"/>
+              <w:bottom w:w="240" w:type="dxa"/>
+              <w:right w:w="180" w:type="dxa"/>
+            </w:tcMar>
+            <w:vAlign w:val="center"/>
+            <w:hideMark/>
+          </w:tcPr>
+          <w:p>
+            <w:pPr>
+              <w:spacing w:after="0" w:line="240" w:lineRule="auto"/>
+              <w:rPr>
+                <w:rFonts w:ascii="Times New Roman" w:eastAsia="Times New Roman" w:hAnsi="Times New Roman" w:cs="Times New Roman"/>
+                <w:color w:val="1F1F1F"/>
+                <w:sz w:val="24"/>
+                <w:szCs w:val="24"/>
+                <w:lang w:eastAsia="ru-RU"/>
+              </w:rPr>
+            </w:pPr>
+            <w:r>
+              <w:rPr>
+                <w:rFonts w:ascii="Times New Roman" w:eastAsia="Times New Roman" w:hAnsi="Times New Roman" w:cs="Times New Roman"/>
+                <w:b/>
+                <w:bCs/>
+                <w:color w:val="1F1F1F"/>
+                <w:sz w:val="24"/>
+                <w:szCs w:val="24"/>
+                <w:bdr w:val="none" w:sz="0" w:space="0" w:color="auto" w:frame="1"/>
+                <w:lang w:eastAsia="ru-RU"/>
+              </w:rPr>
+              <w:t>26-dars</w:t>
+            </w:r>
+          </w:p>
+        </w:tc>
+        <w:tc>
+          <w:tcPr>
+            <w:tcW w:w="0" w:type="auto"/>
+            <w:tcBorders>
+              <w:top w:val="single" w:sz="6" w:space="0" w:color="auto"/>
+              <w:left w:val="single" w:sz="6" w:space="0" w:color="auto"/>
+              <w:bottom w:val="single" w:sz="6" w:space="0" w:color="auto"/>
+              <w:right w:val="single" w:sz="6" w:space="0" w:color="auto"/>
+            </w:tcBorders>
+            <w:tcMar>
+              <w:top w:w="240" w:type="dxa"/>
+              <w:left w:w="0" w:type="dxa"/>
+              <w:bottom w:w="240" w:type="dxa"/>
+              <w:right w:w="180" w:type="dxa"/>
+            </w:tcMar>
+            <w:vAlign w:val="center"/>
+            <w:hideMark/>
+          </w:tcPr>
+          <w:p>
+            <w:pPr>
+              <w:spacing w:after="0" w:line="240" w:lineRule="auto"/>
+              <w:rPr>
+                <w:rFonts w:ascii="Times New Roman" w:eastAsia="Times New Roman" w:hAnsi="Times New Roman" w:cs="Times New Roman"/>
+                <w:color w:val="1F1F1F"/>
+                <w:sz w:val="24"/>
+                <w:szCs w:val="24"/>
+                <w:lang w:eastAsia="ru-RU"/>
+              </w:rPr>
+            </w:pPr>
+            <w:r>
+              <w:rPr>
+                <w:rFonts w:ascii="Times New Roman" w:eastAsia="Times New Roman" w:hAnsi="Times New Roman" w:cs="Times New Roman"/>
+                <w:b/>
+                <w:bCs/>
+                <w:color w:val="1F1F1F"/>
+                <w:sz w:val="24"/>
+                <w:szCs w:val="24"/>
+                <w:bdr w:val="none" w:sz="0" w:space="0" w:color="auto" w:frame="1"/>
+                <w:lang w:eastAsia="ru-RU"/>
+              </w:rPr>
+              <w:t>Guruh</w:t>
+            </w:r>
+          </w:p>
+        </w:tc>
+        <w:tc>
+          <w:tcPr>
+            <w:tcW w:w="0" w:type="auto"/>
+            <w:tcBorders>
+              <w:top w:val="single" w:sz="6" w:space="0" w:color="auto"/>
+              <w:left w:val="single" w:sz="6" w:space="0" w:color="auto"/>
+              <w:bottom w:val="single" w:sz="6" w:space="0" w:color="auto"/>
+              <w:right w:val="single" w:sz="6" w:space="0" w:color="auto"/>
+            </w:tcBorders>
+            <w:tcMar>
+              <w:top w:w="240" w:type="dxa"/>
+              <w:left w:w="0" w:type="dxa"/>
+              <w:bottom w:w="240" w:type="dxa"/>
+              <w:right w:w="0" w:type="dxa"/>
+            </w:tcMar>
+            <w:vAlign w:val="center"/>
+            <w:hideMark/>
+          </w:tcPr>
+          <w:p>
+            <w:pPr>
+              <w:spacing w:after="0" w:line="240" w:lineRule="auto"/>
+              <w:rPr>
+                <w:rFonts w:ascii="Times New Roman" w:eastAsia="Times New Roman" w:hAnsi="Times New Roman" w:cs="Times New Roman"/>
+                <w:color w:val="1F1F1F"/>
+                <w:sz w:val="24"/>
+                <w:szCs w:val="24"/>
+                <w:lang w:eastAsia="ru-RU"/>
+              </w:rPr>
+            </w:pPr>
+            <w:r>
+              <w:rPr>
+                <w:rFonts w:ascii="Times New Roman" w:eastAsia="Times New Roman" w:hAnsi="Times New Roman" w:cs="Times New Roman"/>
+                <w:b/>
+                <w:bCs/>
+                <w:color w:val="1F1F1F"/>
+                <w:sz w:val="24"/>
+                <w:szCs w:val="24"/>
+                <w:bdr w:val="none" w:sz="0" w:space="0" w:color="auto" w:frame="1"/>
+                <w:lang w:eastAsia="ru-RU"/>
+              </w:rPr>
+              <w:t>Feature Extraction:</w:t>
+            </w:r>
+            <w:r>
+              <w:rPr>
+                <w:rFonts w:ascii="Times New Roman" w:eastAsia="Times New Roman" w:hAnsi="Times New Roman" w:cs="Times New Roman"/>
+                <w:color w:val="1F1F1F"/>
+                <w:sz w:val="24"/>
+                <w:szCs w:val="24"/>
+                <w:bdr w:val="none" w:sz="0" w:space="0" w:color="auto" w:frame="1"/>
+                <w:lang w:eastAsia="ru-RU"/>
+              </w:rPr>
+              <w:t xml:space="preserve"> Edge Detection (Canny/Sobel), Corner Detection (Harris) va Descriptors (SIFT/ORB/HOG).</w:t>
+            </w:r>
+          </w:p>
+        </w:tc>
+      </w:tr>
+      <w:tr>
+        <w:trPr>
+          <w:tblCellSpacing w:w="15" w:type="dxa"/>
+        </w:trPr>
+        <w:tc>
+          <w:tcPr>
+            <w:tcW w:w="0" w:type="auto"/>
+            <w:tcBorders>
+              <w:top w:val="single" w:sz="6" w:space="0" w:color="auto"/>
+              <w:left w:val="single" w:sz="6" w:space="0" w:color="auto"/>
+              <w:bottom w:val="single" w:sz="6" w:space="0" w:color="auto"/>
+              <w:right w:val="single" w:sz="6" w:space="0" w:color="auto"/>
+            </w:tcBorders>
+            <w:tcMar>
+              <w:top w:w="240" w:type="dxa"/>
+              <w:left w:w="0" w:type="dxa"/>
+              <w:bottom w:w="240" w:type="dxa"/>
+              <w:right w:w="180" w:type="dxa"/>
+            </w:tcMar>
+            <w:vAlign w:val="center"/>
+            <w:hideMark/>
+          </w:tcPr>
+          <w:p>
+            <w:pPr>
+              <w:spacing w:after="0" w:line="240" w:lineRule="auto"/>
+              <w:rPr>
+                <w:rFonts w:ascii="Times New Roman" w:eastAsia="Times New Roman" w:hAnsi="Times New Roman" w:cs="Times New Roman"/>
+                <w:color w:val="1F1F1F"/>
+                <w:sz w:val="24"/>
+                <w:szCs w:val="24"/>
+                <w:lang w:eastAsia="ru-RU"/>
+              </w:rPr>
+            </w:pPr>
+            <w:r>
+              <w:rPr>
+                <w:rFonts w:ascii="Times New Roman" w:eastAsia="Times New Roman" w:hAnsi="Times New Roman" w:cs="Times New Roman"/>
+                <w:b/>
+                <w:bCs/>
+                <w:color w:val="1F1F1F"/>
+                <w:sz w:val="24"/>
+                <w:szCs w:val="24"/>
+                <w:bdr w:val="none" w:sz="0" w:space="0" w:color="auto" w:frame="1"/>
+                <w:lang w:eastAsia="ru-RU"/>
+              </w:rPr>
+              <w:t>27-dars</w:t>
+            </w:r>
+          </w:p>
+        </w:tc>
+        <w:tc>
+          <w:tcPr>
+            <w:tcW w:w="0" w:type="auto"/>
+            <w:tcBorders>
+              <w:top w:val="single" w:sz="6" w:space="0" w:color="auto"/>
+              <w:left w:val="single" w:sz="6" w:space="0" w:color="auto"/>
+              <w:bottom w:val="single" w:sz="6" w:space="0" w:color="auto"/>
+              <w:right w:val="single" w:sz="6" w:space="0" w:color="auto"/>
+            </w:tcBorders>
+            <w:tcMar>
+              <w:top w:w="240" w:type="dxa"/>
+              <w:left w:w="0" w:type="dxa"/>
+              <w:bottom w:w="240" w:type="dxa"/>
+              <w:right w:w="180" w:type="dxa"/>
+            </w:tcMar>
+            <w:vAlign w:val="center"/>
+            <w:hideMark/>
+          </w:tcPr>
+          <w:p>
+            <w:pPr>
+              <w:spacing w:after="0" w:line="240" w:lineRule="auto"/>
+              <w:rPr>
+                <w:rFonts w:ascii="Times New Roman" w:eastAsia="Times New Roman" w:hAnsi="Times New Roman" w:cs="Times New Roman"/>
+                <w:color w:val="1F1F1F"/>
+                <w:sz w:val="24"/>
+                <w:szCs w:val="24"/>
+                <w:lang w:eastAsia="ru-RU"/>
+              </w:rPr>
+            </w:pPr>
+            <w:r>
+              <w:rPr>
+                <w:rFonts w:ascii="Times New Roman" w:eastAsia="Times New Roman" w:hAnsi="Times New Roman" w:cs="Times New Roman"/>
+                <w:b/>
+                <w:bCs/>
+                <w:color w:val="1F1F1F"/>
+                <w:sz w:val="24"/>
+                <w:szCs w:val="24"/>
+                <w:bdr w:val="none" w:sz="0" w:space="0" w:color="auto" w:frame="1"/>
+                <w:lang w:eastAsia="ru-RU"/>
+              </w:rPr>
+              <w:t>Guruh</w:t>
+            </w:r>
+          </w:p>
+        </w:tc>
+        <w:tc>
+          <w:tcPr>
+            <w:tcW w:w="0" w:type="auto"/>
+            <w:tcBorders>
+              <w:top w:val="single" w:sz="6" w:space="0" w:color="auto"/>
+              <w:left w:val="single" w:sz="6" w:space="0" w:color="auto"/>
+              <w:bottom w:val="single" w:sz="6" w:space="0" w:color="auto"/>
+              <w:right w:val="single" w:sz="6" w:space="0" w:color="auto"/>
+            </w:tcBorders>
+            <w:tcMar>
+              <w:top w:w="240" w:type="dxa"/>
+              <w:left w:w="0" w:type="dxa"/>
+              <w:bottom w:w="240" w:type="dxa"/>
+              <w:right w:w="0" w:type="dxa"/>
+            </w:tcMar>
+            <w:vAlign w:val="center"/>
+            <w:hideMark/>
+          </w:tcPr>
+          <w:p>
+            <w:pPr>
+              <w:spacing w:after="0" w:line="240" w:lineRule="auto"/>
+              <w:rPr>
+                <w:rFonts w:ascii="Times New Roman" w:eastAsia="Times New Roman" w:hAnsi="Times New Roman" w:cs="Times New Roman"/>
+                <w:color w:val="1F1F1F"/>
+                <w:sz w:val="24"/>
+                <w:szCs w:val="24"/>
+                <w:lang w:eastAsia="ru-RU"/>
+              </w:rPr>
+            </w:pPr>
+            <w:r>
+              <w:rPr>
+                <w:rFonts w:ascii="Times New Roman" w:eastAsia="Times New Roman" w:hAnsi="Times New Roman" w:cs="Times New Roman"/>
+                <w:b/>
+                <w:bCs/>
+                <w:color w:val="1F1F1F"/>
+                <w:sz w:val="24"/>
+                <w:szCs w:val="24"/>
+                <w:bdr w:val="none" w:sz="0" w:space="0" w:color="auto" w:frame="1"/>
+                <w:lang w:eastAsia="ru-RU"/>
+              </w:rPr>
+              <w:t>Advanced DL for CV:</w:t>
+            </w:r>
+            <w:r>
+              <w:rPr>
+                <w:rFonts w:ascii="Times New Roman" w:eastAsia="Times New Roman" w:hAnsi="Times New Roman" w:cs="Times New Roman"/>
+                <w:color w:val="1F1F1F"/>
+                <w:sz w:val="24"/>
+                <w:szCs w:val="24"/>
+                <w:bdr w:val="none" w:sz="0" w:space="0" w:color="auto" w:frame="1"/>
+                <w:lang w:eastAsia="ru-RU"/>
+              </w:rPr>
+              <w:t xml:space="preserve"> Vision Transformers (ViT) va Vision Language Models (CLIP/BLIP).</w:t>
+            </w:r>
+          </w:p>
+        </w:tc>
+      </w:tr>
+      <w:tr>
+        <w:trPr>
+          <w:tblCellSpacing w:w="15" w:type="dxa"/>
+        </w:trPr>
+        <w:tc>
+          <w:tcPr>
+            <w:tcW w:w="0" w:type="auto"/>
+            <w:tcBorders>
+              <w:top w:val="single" w:sz="6" w:space="0" w:color="auto"/>
+              <w:left w:val="single" w:sz="6" w:space="0" w:color="auto"/>
+              <w:bottom w:val="single" w:sz="6" w:space="0" w:color="auto"/>
+              <w:right w:val="single" w:sz="6" w:space="0" w:color="auto"/>
+            </w:tcBorders>
+            <w:tcMar>
+              <w:top w:w="240" w:type="dxa"/>
+              <w:left w:w="0" w:type="dxa"/>
+              <w:bottom w:w="240" w:type="dxa"/>
+              <w:right w:w="180" w:type="dxa"/>
+            </w:tcMar>
+            <w:vAlign w:val="center"/>
+            <w:hideMark/>
+          </w:tcPr>
+          <w:p>
+            <w:pPr>
+              <w:spacing w:after="0" w:line="240" w:lineRule="auto"/>
+              <w:rPr>
+                <w:rFonts w:ascii="Times New Roman" w:eastAsia="Times New Roman" w:hAnsi="Times New Roman" w:cs="Times New Roman"/>
+                <w:color w:val="1F1F1F"/>
+                <w:sz w:val="24"/>
+                <w:szCs w:val="24"/>
+                <w:lang w:eastAsia="ru-RU"/>
+              </w:rPr>
+            </w:pPr>
+            <w:r>
+              <w:rPr>
+                <w:rFonts w:ascii="Times New Roman" w:eastAsia="Times New Roman" w:hAnsi="Times New Roman" w:cs="Times New Roman"/>
+                <w:b/>
+                <w:bCs/>
+                <w:color w:val="1F1F1F"/>
+                <w:sz w:val="24"/>
+                <w:szCs w:val="24"/>
+                <w:bdr w:val="none" w:sz="0" w:space="0" w:color="auto" w:frame="1"/>
+                <w:lang w:eastAsia="ru-RU"/>
+              </w:rPr>
+              <w:t>28-dars</w:t>
+            </w:r>
+          </w:p>
+        </w:tc>
+        <w:tc>
+          <w:tcPr>
+            <w:tcW w:w="0" w:type="auto"/>
+            <w:tcBorders>
+              <w:top w:val="single" w:sz="6" w:space="0" w:color="auto"/>
+              <w:left w:val="single" w:sz="6" w:space="0" w:color="auto"/>
+              <w:bottom w:val="single" w:sz="6" w:space="0" w:color="auto"/>
+              <w:right w:val="single" w:sz="6" w:space="0" w:color="auto"/>
+            </w:tcBorders>
+            <w:tcMar>
+              <w:top w:w="240" w:type="dxa"/>
+              <w:left w:w="0" w:type="dxa"/>
+              <w:bottom w:w="240" w:type="dxa"/>
+              <w:right w:w="180" w:type="dxa"/>
+            </w:tcMar>
+            <w:vAlign w:val="center"/>
+            <w:hideMark/>
+          </w:tcPr>
+          <w:p>
+            <w:pPr>
+              <w:spacing w:after="0" w:line="240" w:lineRule="auto"/>
+              <w:rPr>
+                <w:rFonts w:ascii="Times New Roman" w:eastAsia="Times New Roman" w:hAnsi="Times New Roman" w:cs="Times New Roman"/>
+                <w:color w:val="1F1F1F"/>
+                <w:sz w:val="24"/>
+                <w:szCs w:val="24"/>
+                <w:lang w:eastAsia="ru-RU"/>
+              </w:rPr>
+            </w:pPr>
+            <w:r>
+              <w:rPr>
+                <w:rFonts w:ascii="Times New Roman" w:eastAsia="Times New Roman" w:hAnsi="Times New Roman" w:cs="Times New Roman"/>
+                <w:b/>
+                <w:bCs/>
+                <w:color w:val="1F1F1F"/>
+                <w:sz w:val="24"/>
+                <w:szCs w:val="24"/>
+                <w:bdr w:val="none" w:sz="0" w:space="0" w:color="auto" w:frame="1"/>
+                <w:lang w:eastAsia="ru-RU"/>
+              </w:rPr>
+              <w:t>Guruh</w:t>
+            </w:r>
+          </w:p>
+        </w:tc>
+        <w:tc>
+          <w:tcPr>
+            <w:tcW w:w="0" w:type="auto"/>
+            <w:tcBorders>
+              <w:top w:val="single" w:sz="6" w:space="0" w:color="auto"/>
+              <w:left w:val="single" w:sz="6" w:space="0" w:color="auto"/>
+              <w:bottom w:val="single" w:sz="6" w:space="0" w:color="auto"/>
+              <w:right w:val="single" w:sz="6" w:space="0" w:color="auto"/>
+            </w:tcBorders>
+            <w:tcMar>
+              <w:top w:w="240" w:type="dxa"/>
+              <w:left w:w="0" w:type="dxa"/>
+              <w:bottom w:w="240" w:type="dxa"/>
+              <w:right w:w="0" w:type="dxa"/>
+            </w:tcMar>
+            <w:vAlign w:val="center"/>
+            <w:hideMark/>
+          </w:tcPr>
+          <w:p>
+            <w:pPr>
+              <w:spacing w:after="0" w:line="240" w:lineRule="auto"/>
+              <w:rPr>
+                <w:rFonts w:ascii="Times New Roman" w:eastAsia="Times New Roman" w:hAnsi="Times New Roman" w:cs="Times New Roman"/>
+                <w:color w:val="1F1F1F"/>
+                <w:sz w:val="24"/>
+                <w:szCs w:val="24"/>
+                <w:lang w:eastAsia="ru-RU"/>
+              </w:rPr>
+            </w:pPr>
+            <w:r>
+              <w:rPr>
+                <w:rFonts w:ascii="Times New Roman" w:eastAsia="Times New Roman" w:hAnsi="Times New Roman" w:cs="Times New Roman"/>
+                <w:b/>
+                <w:bCs/>
+                <w:color w:val="1F1F1F"/>
+                <w:sz w:val="24"/>
+                <w:szCs w:val="24"/>
+                <w:bdr w:val="none" w:sz="0" w:space="0" w:color="auto" w:frame="1"/>
+                <w:lang w:eastAsia="ru-RU"/>
+              </w:rPr>
+              <w:t>Object Detection &amp; Segmentation:</w:t>
+            </w:r>
+            <w:r>
+              <w:rPr>
+                <w:rFonts w:ascii="Times New Roman" w:eastAsia="Times New Roman" w:hAnsi="Times New Roman" w:cs="Times New Roman"/>
+                <w:color w:val="1F1F1F"/>
+                <w:sz w:val="24"/>
+                <w:szCs w:val="24"/>
+                <w:bdr w:val="none" w:sz="0" w:space="0" w:color="auto" w:frame="1"/>
+                <w:lang w:eastAsia="ru-RU"/>
+              </w:rPr>
+              <w:t xml:space="preserve"> YOLO, SSD va U-Net (MSKT tasvirlari uchun juda muhim).</w:t>
+            </w:r>
+          </w:p>
+        </w:tc>
+      </w:tr>
+      <w:tr>
+        <w:trPr>
+          <w:tblCellSpacing w:w="15" w:type="dxa"/>
+        </w:trPr>
+        <w:tc>
+          <w:tcPr>
+            <w:tcW w:w="0" w:type="auto"/>
+            <w:tcBorders>
+              <w:top w:val="single" w:sz="6" w:space="0" w:color="auto"/>
+              <w:left w:val="single" w:sz="6" w:space="0" w:color="auto"/>
+              <w:bottom w:val="single" w:sz="6" w:space="0" w:color="auto"/>
+              <w:right w:val="single" w:sz="6" w:space="0" w:color="auto"/>
+            </w:tcBorders>
+            <w:tcMar>
+              <w:top w:w="240" w:type="dxa"/>
+              <w:left w:w="0" w:type="dxa"/>
+              <w:bottom w:w="240" w:type="dxa"/>
+              <w:right w:w="180" w:type="dxa"/>
+            </w:tcMar>
+            <w:vAlign w:val="center"/>
+            <w:hideMark/>
+          </w:tcPr>
+          <w:p>
+            <w:pPr>
+              <w:spacing w:after="0" w:line="240" w:lineRule="auto"/>
+              <w:rPr>
+                <w:rFonts w:ascii="Times New Roman" w:eastAsia="Times New Roman" w:hAnsi="Times New Roman" w:cs="Times New Roman"/>
+                <w:color w:val="1F1F1F"/>
+                <w:sz w:val="24"/>
+                <w:szCs w:val="24"/>
+                <w:lang w:eastAsia="ru-RU"/>
+              </w:rPr>
+            </w:pPr>
+            <w:r>
+              <w:rPr>
+                <w:rFonts w:ascii="Times New Roman" w:eastAsia="Times New Roman" w:hAnsi="Times New Roman" w:cs="Times New Roman"/>
+                <w:b/>
+                <w:bCs/>
+                <w:color w:val="1F1F1F"/>
+                <w:sz w:val="24"/>
+                <w:szCs w:val="24"/>
+                <w:bdr w:val="none" w:sz="0" w:space="0" w:color="auto" w:frame="1"/>
+                <w:lang w:eastAsia="ru-RU"/>
+              </w:rPr>
+              <w:t>29-dars</w:t>
+            </w:r>
+          </w:p>
+        </w:tc>
+        <w:tc>
+          <w:tcPr>
+            <w:tcW w:w="0" w:type="auto"/>
+            <w:tcBorders>
+              <w:top w:val="single" w:sz="6" w:space="0" w:color="auto"/>
+              <w:left w:val="single" w:sz="6" w:space="0" w:color="auto"/>
+              <w:bottom w:val="single" w:sz="6" w:space="0" w:color="auto"/>
+              <w:right w:val="single" w:sz="6" w:space="0" w:color="auto"/>
+            </w:tcBorders>
+            <w:tcMar>
+              <w:top w:w="240" w:type="dxa"/>
+              <w:left w:w="0" w:type="dxa"/>
+              <w:bottom w:w="240" w:type="dxa"/>
+              <w:right w:w="180" w:type="dxa"/>
+            </w:tcMar>
+            <w:vAlign w:val="center"/>
+            <w:hideMark/>
+          </w:tcPr>
+          <w:p>
+            <w:pPr>
+              <w:spacing w:after="0" w:line="240" w:lineRule="auto"/>
+              <w:rPr>
+                <w:rFonts w:ascii="Times New Roman" w:eastAsia="Times New Roman" w:hAnsi="Times New Roman" w:cs="Times New Roman"/>
+                <w:color w:val="1F1F1F"/>
+                <w:sz w:val="24"/>
+                <w:szCs w:val="24"/>
+                <w:lang w:eastAsia="ru-RU"/>
+              </w:rPr>
+            </w:pPr>
+            <w:r>
+              <w:rPr>
+                <w:rFonts w:ascii="Times New Roman" w:eastAsia="Times New Roman" w:hAnsi="Times New Roman" w:cs="Times New Roman"/>
+                <w:b/>
+                <w:bCs/>
+                <w:color w:val="1F1F1F"/>
+                <w:sz w:val="24"/>
+                <w:szCs w:val="24"/>
+                <w:bdr w:val="none" w:sz="0" w:space="0" w:color="auto" w:frame="1"/>
+                <w:lang w:eastAsia="ru-RU"/>
+              </w:rPr>
+              <w:t>Seminar</w:t>
+            </w:r>
+          </w:p>
+        </w:tc>
+        <w:tc>
+          <w:tcPr>
+            <w:tcW w:w="0" w:type="auto"/>
+            <w:tcBorders>
+              <w:top w:val="single" w:sz="6" w:space="0" w:color="auto"/>
+              <w:left w:val="single" w:sz="6" w:space="0" w:color="auto"/>
+              <w:bottom w:val="single" w:sz="6" w:space="0" w:color="auto"/>
+              <w:right w:val="single" w:sz="6" w:space="0" w:color="auto"/>
+            </w:tcBorders>
+            <w:tcMar>
+              <w:top w:w="240" w:type="dxa"/>
+              <w:left w:w="0" w:type="dxa"/>
+              <w:bottom w:w="240" w:type="dxa"/>
+              <w:right w:w="0" w:type="dxa"/>
+            </w:tcMar>
+            <w:vAlign w:val="center"/>
+            <w:hideMark/>
+          </w:tcPr>
+          <w:p>
+            <w:pPr>
+              <w:spacing w:after="0" w:line="240" w:lineRule="auto"/>
+              <w:rPr>
+                <w:rFonts w:ascii="Times New Roman" w:eastAsia="Times New Roman" w:hAnsi="Times New Roman" w:cs="Times New Roman"/>
+                <w:color w:val="1F1F1F"/>
+                <w:sz w:val="24"/>
+                <w:szCs w:val="24"/>
+                <w:lang w:eastAsia="ru-RU"/>
+              </w:rPr>
+            </w:pPr>
+            <w:r>
+              <w:rPr>
+                <w:rFonts w:ascii="Times New Roman" w:eastAsia="Times New Roman" w:hAnsi="Times New Roman" w:cs="Times New Roman"/>
+                <w:b/>
+                <w:bCs/>
+                <w:color w:val="1F1F1F"/>
+                <w:sz w:val="24"/>
+                <w:szCs w:val="24"/>
+                <w:bdr w:val="none" w:sz="0" w:space="0" w:color="auto" w:frame="1"/>
+                <w:lang w:eastAsia="ru-RU"/>
+              </w:rPr>
+              <w:t>Applications &amp; Libraries:</w:t>
+            </w:r>
+            <w:r>
+              <w:rPr>
+                <w:rFonts w:ascii="Times New Roman" w:eastAsia="Times New Roman" w:hAnsi="Times New Roman" w:cs="Times New Roman"/>
+                <w:color w:val="1F1F1F"/>
+                <w:sz w:val="24"/>
+                <w:szCs w:val="24"/>
+                <w:bdr w:val="none" w:sz="0" w:space="0" w:color="auto" w:frame="1"/>
+                <w:lang w:eastAsia="ru-RU"/>
+              </w:rPr>
+              <w:t xml:space="preserve"> OpenCV, PyTorch Lightning va amaliy vazifalar (Classification vs Detection vs Segmentation).</w:t>
+            </w:r>
+          </w:p>
+        </w:tc>
+      </w:tr>
+      <w:tr>
+        <w:trPr>
+          <w:tblCellSpacing w:w="15" w:type="dxa"/>
+        </w:trPr>
+        <w:tc>
+          <w:tcPr>
+            <w:tcW w:w="0" w:type="auto"/>
+            <w:tcBorders>
+              <w:top w:val="single" w:sz="6" w:space="0" w:color="auto"/>
+              <w:left w:val="single" w:sz="6" w:space="0" w:color="auto"/>
+              <w:bottom w:val="single" w:sz="6" w:space="0" w:color="auto"/>
+              <w:right w:val="single" w:sz="6" w:space="0" w:color="auto"/>
+            </w:tcBorders>
+            <w:tcMar>
+              <w:top w:w="240" w:type="dxa"/>
+              <w:left w:w="0" w:type="dxa"/>
+              <w:bottom w:w="240" w:type="dxa"/>
+              <w:right w:w="180" w:type="dxa"/>
+            </w:tcMar>
+            <w:vAlign w:val="center"/>
+            <w:hideMark/>
+          </w:tcPr>
+          <w:p>
+            <w:pPr>
+              <w:spacing w:after="0" w:line="240" w:lineRule="auto"/>
+              <w:rPr>
+                <w:rFonts w:ascii="Times New Roman" w:eastAsia="Times New Roman" w:hAnsi="Times New Roman" w:cs="Times New Roman"/>
+                <w:color w:val="1F1F1F"/>
+                <w:sz w:val="24"/>
+                <w:szCs w:val="24"/>
+                <w:lang w:eastAsia="ru-RU"/>
+              </w:rPr>
+            </w:pPr>
+            <w:r>
+              <w:rPr>
+                <w:rFonts w:ascii="Times New Roman" w:eastAsia="Times New Roman" w:hAnsi="Times New Roman" w:cs="Times New Roman"/>
+                <w:b/>
+                <w:bCs/>
+                <w:color w:val="1F1F1F"/>
+                <w:sz w:val="24"/>
+                <w:szCs w:val="24"/>
+                <w:bdr w:val="none" w:sz="0" w:space="0" w:color="auto" w:frame="1"/>
+                <w:lang w:eastAsia="ru-RU"/>
+              </w:rPr>
+              <w:t>30-dars</w:t>
+            </w:r>
+          </w:p>
+        </w:tc>
+        <w:tc>
+          <w:tcPr>
+            <w:tcW w:w="0" w:type="auto"/>
+            <w:tcBorders>
+              <w:top w:val="single" w:sz="6" w:space="0" w:color="auto"/>
+              <w:left w:val="single" w:sz="6" w:space="0" w:color="auto"/>
+              <w:bottom w:val="single" w:sz="6" w:space="0" w:color="auto"/>
+              <w:right w:val="single" w:sz="6" w:space="0" w:color="auto"/>
+            </w:tcBorders>
+            <w:tcMar>
+              <w:top w:w="240" w:type="dxa"/>
+              <w:left w:w="0" w:type="dxa"/>
+              <w:bottom w:w="240" w:type="dxa"/>
+              <w:right w:w="180" w:type="dxa"/>
+            </w:tcMar>
+            <w:vAlign w:val="center"/>
+            <w:hideMark/>
+          </w:tcPr>
+          <w:p>
+            <w:pPr>
+              <w:spacing w:after="0" w:line="240" w:lineRule="auto"/>
+              <w:rPr>
+                <w:rFonts w:ascii="Times New Roman" w:eastAsia="Times New Roman" w:hAnsi="Times New Roman" w:cs="Times New Roman"/>
+                <w:color w:val="1F1F1F"/>
+                <w:sz w:val="24"/>
+                <w:szCs w:val="24"/>
+                <w:lang w:eastAsia="ru-RU"/>
+              </w:rPr>
+            </w:pPr>
+            <w:r>
+              <w:rPr>
+                <w:rFonts w:ascii="Times New Roman" w:eastAsia="Times New Roman" w:hAnsi="Times New Roman" w:cs="Times New Roman"/>
+                <w:b/>
+                <w:bCs/>
+                <w:color w:val="1F1F1F"/>
+                <w:sz w:val="24"/>
+                <w:szCs w:val="24"/>
+                <w:bdr w:val="none" w:sz="0" w:space="0" w:color="auto" w:frame="1"/>
+                <w:lang w:eastAsia="ru-RU"/>
+              </w:rPr>
+              <w:t>Amaliy</w:t>
+            </w:r>
+          </w:p>
+        </w:tc>
+        <w:tc>
+          <w:tcPr>
+            <w:tcW w:w="0" w:type="auto"/>
+            <w:tcBorders>
+              <w:top w:val="single" w:sz="6" w:space="0" w:color="auto"/>
+              <w:left w:val="single" w:sz="6" w:space="0" w:color="auto"/>
+              <w:bottom w:val="single" w:sz="6" w:space="0" w:color="auto"/>
+              <w:right w:val="single" w:sz="6" w:space="0" w:color="auto"/>
+            </w:tcBorders>
+            <w:tcMar>
+              <w:top w:w="240" w:type="dxa"/>
+              <w:left w:w="0" w:type="dxa"/>
+              <w:bottom w:w="240" w:type="dxa"/>
+              <w:right w:w="0" w:type="dxa"/>
+            </w:tcMar>
+            <w:vAlign w:val="center"/>
+            <w:hideMark/>
+          </w:tcPr>
+          <w:p>
+            <w:pPr>
+              <w:spacing w:after="0" w:line="240" w:lineRule="auto"/>
+              <w:rPr>
+                <w:rFonts w:ascii="Times New Roman" w:eastAsia="Times New Roman" w:hAnsi="Times New Roman" w:cs="Times New Roman"/>
+                <w:color w:val="1F1F1F"/>
+                <w:sz w:val="24"/>
+                <w:szCs w:val="24"/>
+                <w:lang w:eastAsia="ru-RU"/>
+              </w:rPr>
+            </w:pPr>
+            <w:r>
+              <w:rPr>
+                <w:rFonts w:ascii="Times New Roman" w:eastAsia="Times New Roman" w:hAnsi="Times New Roman" w:cs="Times New Roman"/>
+                <w:b/>
+                <w:bCs/>
+                <w:color w:val="1F1F1F"/>
+                <w:sz w:val="24"/>
+                <w:szCs w:val="24"/>
+                <w:bdr w:val="none" w:sz="0" w:space="0" w:color="auto" w:frame="1"/>
+                <w:lang w:eastAsia="ru-RU"/>
+              </w:rPr>
+              <w:t>End-to-End CV Project:</w:t>
+            </w:r>
+            <w:r>
+              <w:rPr>
+                <w:rFonts w:ascii="Times New Roman" w:eastAsia="Times New Roman" w:hAnsi="Times New Roman" w:cs="Times New Roman"/>
+                <w:color w:val="1F1F1F"/>
+                <w:sz w:val="24"/>
+                <w:szCs w:val="24"/>
+                <w:bdr w:val="none" w:sz="0" w:space="0" w:color="auto" w:frame="1"/>
+                <w:lang w:eastAsia="ru-RU"/>
+              </w:rPr>
+              <w:t xml:space="preserve"> Tasvirni qayta ishlashdan boshlab, obyektni aniqlashgacha bo‘lgan to‘liq tizim.</w:t>
+            </w:r>
           </w:p>
         </w:tc>
       </w:tr>
